--- a/resume_mironov_arseniy_eng.docx
+++ b/resume_mironov_arseniy_eng.docx
@@ -1289,14 +1289,7 @@
                 <w:rFonts w:ascii="Arial" w:eastAsia="Arial" w:hAnsi="Arial" w:cs="Arial"/>
                 <w:lang w:val="en-US"/>
               </w:rPr>
-              <w:t>Data Scie</w:t>
-            </w:r>
-            <w:r>
-              <w:rPr>
-                <w:rFonts w:ascii="Arial" w:eastAsia="Arial" w:hAnsi="Arial" w:cs="Arial"/>
-                <w:lang w:val="en-US"/>
-              </w:rPr>
-              <w:t>nce</w:t>
+              <w:t>Data Science</w:t>
             </w:r>
           </w:p>
         </w:tc>
@@ -1667,7 +1660,7 @@
           <w:spacing w:val="40"/>
           <w:sz w:val="24"/>
           <w:szCs w:val="24"/>
-          <w:lang w:val="ru-RU"/>
+          <w:lang w:val="en-US"/>
         </w:rPr>
       </w:pPr>
       <w:r>
@@ -1708,9 +1701,26 @@
           <w:bCs/>
           <w:color w:val="757575"/>
         </w:rPr>
-        <w:t xml:space="preserve">Optimization of QR and </w:t>
-      </w:r>
-      <w:proofErr w:type="spellStart"/>
+        <w:t>Optimization of QR and ArUco Detection Algorithm in OpenCV Library</w:t>
+      </w:r>
+    </w:p>
+    <w:p>
+      <w:pPr>
+        <w:pBdr>
+          <w:bottom w:val="single" w:sz="6" w:space="0" w:color="auto"/>
+        </w:pBdr>
+        <w:tabs>
+          <w:tab w:val="left" w:pos="7230"/>
+        </w:tabs>
+        <w:spacing w:after="0"/>
+        <w:rPr>
+          <w:rFonts w:ascii="Arial" w:hAnsi="Arial" w:cs="Arial"/>
+          <w:b/>
+          <w:bCs/>
+          <w:color w:val="000000" w:themeColor="text1"/>
+          <w:lang w:val="en-US"/>
+        </w:rPr>
+      </w:pPr>
       <w:r>
         <w:rPr>
           <w:rFonts w:ascii="Arial" w:hAnsi="Arial" w:cs="Arial"/>
@@ -1718,64 +1728,13 @@
           <w:bCs/>
           <w:color w:val="757575"/>
         </w:rPr>
-        <w:t>ArUco</w:t>
-      </w:r>
-      <w:proofErr w:type="spellEnd"/>
-      <w:r>
-        <w:rPr>
-          <w:rFonts w:ascii="Arial" w:hAnsi="Arial" w:cs="Arial"/>
-          <w:b/>
-          <w:bCs/>
-          <w:color w:val="757575"/>
-        </w:rPr>
-        <w:t xml:space="preserve"> Detection Algorithm in OpenCV Library</w:t>
-      </w:r>
-    </w:p>
-    <w:p>
-      <w:pPr>
-        <w:pBdr>
-          <w:bottom w:val="single" w:sz="6" w:space="0" w:color="auto"/>
-        </w:pBdr>
-        <w:tabs>
-          <w:tab w:val="left" w:pos="7230"/>
-        </w:tabs>
-        <w:spacing w:after="0"/>
-        <w:rPr>
-          <w:rFonts w:ascii="Arial" w:hAnsi="Arial" w:cs="Arial"/>
-          <w:b/>
-          <w:bCs/>
-          <w:color w:val="000000" w:themeColor="text1"/>
-          <w:lang w:val="en-US"/>
-        </w:rPr>
-      </w:pPr>
-      <w:r>
-        <w:rPr>
-          <w:rFonts w:ascii="Arial" w:hAnsi="Arial" w:cs="Arial"/>
-          <w:b/>
-          <w:bCs/>
-          <w:color w:val="757575"/>
-        </w:rPr>
         <w:br/>
       </w:r>
       <w:r>
         <w:rPr>
           <w:rFonts w:ascii="Arial" w:eastAsia="Arial" w:hAnsi="Arial" w:cs="Arial"/>
         </w:rPr>
-        <w:t>During my work on the "</w:t>
-      </w:r>
-      <w:proofErr w:type="spellStart"/>
-      <w:r>
-        <w:rPr>
-          <w:rFonts w:ascii="Arial" w:eastAsia="Arial" w:hAnsi="Arial" w:cs="Arial"/>
-        </w:rPr>
-        <w:t>ITLab</w:t>
-      </w:r>
-      <w:proofErr w:type="spellEnd"/>
-      <w:r>
-        <w:rPr>
-          <w:rFonts w:ascii="Arial" w:eastAsia="Arial" w:hAnsi="Arial" w:cs="Arial"/>
-        </w:rPr>
-        <w:t xml:space="preserve">" project at university, </w:t>
+        <w:t xml:space="preserve">During my work on the "ITLab" project at university, </w:t>
       </w:r>
       <w:r>
         <w:rPr>
@@ -2071,7 +2030,7 @@
                 <w:rFonts w:ascii="Arial" w:eastAsia="Arial" w:hAnsi="Arial" w:cs="Arial"/>
                 <w:lang w:val="en-US"/>
               </w:rPr>
-              <w:t>OpenCV, NumPy, Pandas, Scikit-learn, Matplotlib.</w:t>
+              <w:t>OpenCV, NumPy, Pandas, Scikit-learn, Matplotlib</w:t>
             </w:r>
           </w:p>
         </w:tc>
@@ -2116,21 +2075,26 @@
                 <w:lang w:val="en-US"/>
               </w:rPr>
             </w:pPr>
-            <w:proofErr w:type="spellStart"/>
             <w:r>
               <w:rPr>
                 <w:rFonts w:ascii="Arial" w:eastAsia="Arial" w:hAnsi="Arial" w:cs="Arial"/>
                 <w:lang w:val="en-US"/>
               </w:rPr>
-              <w:t>Jupyter</w:t>
-            </w:r>
-            <w:proofErr w:type="spellEnd"/>
+              <w:t>Excel, Word, Linux, Git</w:t>
+            </w:r>
             <w:r>
               <w:rPr>
                 <w:rFonts w:ascii="Arial" w:eastAsia="Arial" w:hAnsi="Arial" w:cs="Arial"/>
                 <w:lang w:val="en-US"/>
               </w:rPr>
-              <w:t xml:space="preserve"> Notebook, Excel, Word, Linux, Git.</w:t>
+              <w:t xml:space="preserve">, </w:t>
+            </w:r>
+            <w:r>
+              <w:rPr>
+                <w:rFonts w:ascii="Arial" w:eastAsia="Arial" w:hAnsi="Arial" w:cs="Arial"/>
+                <w:lang w:val="en-US"/>
+              </w:rPr>
+              <w:t>Jupyter Notebook</w:t>
             </w:r>
           </w:p>
         </w:tc>
@@ -2509,223 +2473,6 @@
       <w:r>
         <w:rPr>
           <w:rFonts w:ascii="Arial" w:hAnsi="Arial" w:cs="Arial"/>
-          <w:i/>
-          <w:iCs/>
-          <w:color w:val="333333"/>
-          <w:sz w:val="22"/>
-          <w:szCs w:val="22"/>
-          <w:lang w:val="en-US"/>
-        </w:rPr>
-        <w:t>I</w:t>
-      </w:r>
-      <w:r>
-        <w:rPr>
-          <w:rFonts w:ascii="Arial" w:hAnsi="Arial" w:cs="Arial"/>
-          <w:i/>
-          <w:iCs/>
-          <w:color w:val="333333"/>
-          <w:sz w:val="22"/>
-          <w:szCs w:val="22"/>
-          <w:lang w:val="en-GB"/>
-        </w:rPr>
-        <w:t>CPC</w:t>
-      </w:r>
-      <w:r>
-        <w:rPr>
-          <w:rFonts w:ascii="Arial" w:hAnsi="Arial" w:cs="Arial"/>
-          <w:i/>
-          <w:iCs/>
-          <w:color w:val="333333"/>
-          <w:sz w:val="22"/>
-          <w:szCs w:val="22"/>
-          <w:lang w:val="en-US"/>
-        </w:rPr>
-        <w:t xml:space="preserve"> 2023-2024</w:t>
-      </w:r>
-    </w:p>
-    <w:p>
-      <w:pPr>
-        <w:pStyle w:val="a8"/>
-        <w:numPr>
-          <w:ilvl w:val="0"/>
-          <w:numId w:val="11"/>
-        </w:numPr>
-        <w:shd w:val="clear" w:color="auto" w:fill="FFFFFF"/>
-        <w:spacing w:before="90" w:beforeAutospacing="0" w:after="90" w:afterAutospacing="0"/>
-        <w:rPr>
-          <w:rFonts w:ascii="Arial" w:hAnsi="Arial" w:cs="Arial"/>
-          <w:i/>
-          <w:iCs/>
-          <w:color w:val="333333"/>
-          <w:sz w:val="22"/>
-          <w:szCs w:val="22"/>
-          <w:lang w:val="en-US"/>
-        </w:rPr>
-      </w:pPr>
-      <w:bookmarkStart w:id="0" w:name="_Hlk191913541"/>
-      <w:r>
-        <w:rPr>
-          <w:rFonts w:ascii="Arial" w:hAnsi="Arial" w:cs="Arial"/>
-          <w:color w:val="333333"/>
-          <w:sz w:val="22"/>
-          <w:szCs w:val="22"/>
-          <w:lang w:val="en-US"/>
-        </w:rPr>
-        <w:t xml:space="preserve">Qualification (Nizhny Novgorod): </w:t>
-      </w:r>
-      <w:r>
-        <w:rPr>
-          <w:rFonts w:ascii="Arial" w:hAnsi="Arial" w:cs="Arial"/>
-          <w:color w:val="333333"/>
-          <w:sz w:val="22"/>
-          <w:szCs w:val="22"/>
-          <w:lang w:val="en-US"/>
-        </w:rPr>
-        <w:t>41</w:t>
-      </w:r>
-      <w:r>
-        <w:rPr>
-          <w:rFonts w:ascii="Arial" w:hAnsi="Arial" w:cs="Arial"/>
-          <w:color w:val="333333"/>
-          <w:sz w:val="22"/>
-          <w:szCs w:val="22"/>
-          <w:vertAlign w:val="superscript"/>
-          <w:lang w:val="en-US"/>
-        </w:rPr>
-        <w:t>st</w:t>
-      </w:r>
-      <w:r>
-        <w:rPr>
-          <w:rFonts w:ascii="Arial" w:hAnsi="Arial" w:cs="Arial"/>
-          <w:color w:val="333333"/>
-          <w:sz w:val="22"/>
-          <w:szCs w:val="22"/>
-          <w:lang w:val="en-US"/>
-        </w:rPr>
-        <w:t xml:space="preserve"> place, </w:t>
-      </w:r>
-      <w:r>
-        <w:rPr>
-          <w:rFonts w:ascii="Arial" w:hAnsi="Arial" w:cs="Arial"/>
-          <w:color w:val="333333"/>
-          <w:sz w:val="22"/>
-          <w:szCs w:val="22"/>
-          <w:lang w:val="en-US"/>
-        </w:rPr>
-        <w:t>3</w:t>
-      </w:r>
-      <w:r>
-        <w:rPr>
-          <w:rFonts w:ascii="Arial" w:hAnsi="Arial" w:cs="Arial"/>
-          <w:color w:val="333333"/>
-          <w:sz w:val="22"/>
-          <w:szCs w:val="22"/>
-          <w:vertAlign w:val="superscript"/>
-          <w:lang w:val="en-US"/>
-        </w:rPr>
-        <w:t>rd</w:t>
-      </w:r>
-      <w:r>
-        <w:rPr>
-          <w:rFonts w:ascii="Arial" w:hAnsi="Arial" w:cs="Arial"/>
-          <w:color w:val="333333"/>
-          <w:sz w:val="22"/>
-          <w:szCs w:val="22"/>
-          <w:lang w:val="en-US"/>
-        </w:rPr>
-        <w:t xml:space="preserve"> </w:t>
-      </w:r>
-      <w:r>
-        <w:rPr>
-          <w:rFonts w:ascii="Arial" w:hAnsi="Arial" w:cs="Arial"/>
-          <w:color w:val="333333"/>
-          <w:sz w:val="22"/>
-          <w:szCs w:val="22"/>
-          <w:lang w:val="en-US"/>
-        </w:rPr>
-        <w:t xml:space="preserve">degree diploma </w:t>
-      </w:r>
-    </w:p>
-    <w:p>
-      <w:pPr>
-        <w:pStyle w:val="a8"/>
-        <w:numPr>
-          <w:ilvl w:val="0"/>
-          <w:numId w:val="11"/>
-        </w:numPr>
-        <w:shd w:val="clear" w:color="auto" w:fill="FFFFFF"/>
-        <w:spacing w:before="90" w:beforeAutospacing="0" w:after="90" w:afterAutospacing="0"/>
-        <w:rPr>
-          <w:rFonts w:ascii="Arial" w:hAnsi="Arial" w:cs="Arial"/>
-          <w:i/>
-          <w:iCs/>
-          <w:color w:val="333333"/>
-          <w:sz w:val="22"/>
-          <w:szCs w:val="22"/>
-          <w:lang w:val="en-US"/>
-        </w:rPr>
-      </w:pPr>
-      <w:r>
-        <w:rPr>
-          <w:rFonts w:ascii="Arial" w:hAnsi="Arial" w:cs="Arial"/>
-          <w:color w:val="333333"/>
-          <w:sz w:val="22"/>
-          <w:szCs w:val="22"/>
-          <w:lang w:val="en-GB"/>
-        </w:rPr>
-        <w:t xml:space="preserve">Quarterfinal </w:t>
-      </w:r>
-      <w:r>
-        <w:rPr>
-          <w:rFonts w:ascii="Arial" w:hAnsi="Arial" w:cs="Arial"/>
-          <w:color w:val="333333"/>
-          <w:sz w:val="22"/>
-          <w:szCs w:val="22"/>
-          <w:lang w:val="en-US"/>
-        </w:rPr>
-        <w:t>(Saratov) 37</w:t>
-      </w:r>
-      <w:r>
-        <w:rPr>
-          <w:rFonts w:ascii="Arial" w:hAnsi="Arial" w:cs="Arial"/>
-          <w:color w:val="333333"/>
-          <w:sz w:val="22"/>
-          <w:szCs w:val="22"/>
-          <w:vertAlign w:val="superscript"/>
-          <w:lang w:val="en-US"/>
-        </w:rPr>
-        <w:t>th</w:t>
-      </w:r>
-      <w:r>
-        <w:rPr>
-          <w:rFonts w:ascii="Arial" w:hAnsi="Arial" w:cs="Arial"/>
-          <w:color w:val="333333"/>
-          <w:sz w:val="22"/>
-          <w:szCs w:val="22"/>
-          <w:lang w:val="en-US"/>
-        </w:rPr>
-        <w:t xml:space="preserve"> place.</w:t>
-      </w:r>
-      <w:bookmarkEnd w:id="0"/>
-    </w:p>
-    <w:p>
-      <w:pPr>
-        <w:pStyle w:val="a8"/>
-        <w:shd w:val="clear" w:color="auto" w:fill="FFFFFF"/>
-        <w:spacing w:before="90" w:beforeAutospacing="0" w:after="90" w:afterAutospacing="0"/>
-        <w:rPr>
-          <w:rFonts w:ascii="Arial" w:hAnsi="Arial" w:cs="Arial"/>
-          <w:i/>
-          <w:iCs/>
-          <w:color w:val="333333"/>
-          <w:sz w:val="22"/>
-          <w:szCs w:val="22"/>
-          <w:lang w:val="en-US"/>
-        </w:rPr>
-      </w:pPr>
-      <w:r>
-        <w:rPr>
-          <w:rFonts w:ascii="Arial" w:hAnsi="Arial" w:cs="Arial"/>
           <w:color w:val="333333"/>
           <w:sz w:val="22"/>
           <w:szCs w:val="22"/>
@@ -2823,38 +2570,7 @@
           <w:szCs w:val="22"/>
           <w:lang w:val="en-US"/>
         </w:rPr>
-        <w:t>place, 2</w:t>
-      </w:r>
-      <w:r>
-        <w:rPr>
-          <w:rFonts w:ascii="Arial" w:hAnsi="Arial" w:cs="Arial"/>
-          <w:color w:val="333333"/>
-          <w:sz w:val="22"/>
-          <w:szCs w:val="22"/>
-          <w:vertAlign w:val="superscript"/>
-          <w:lang w:val="en-US"/>
-        </w:rPr>
-        <w:t>nd</w:t>
-      </w:r>
-      <w:r>
-        <w:rPr>
-          <w:rFonts w:ascii="Arial" w:hAnsi="Arial" w:cs="Arial"/>
-          <w:color w:val="333333"/>
-          <w:sz w:val="22"/>
-          <w:szCs w:val="22"/>
-          <w:lang w:val="en-US"/>
-        </w:rPr>
-        <w:t xml:space="preserve"> </w:t>
-      </w:r>
-      <w:r>
-        <w:rPr>
-          <w:rFonts w:ascii="Arial" w:hAnsi="Arial" w:cs="Arial"/>
-          <w:color w:val="333333"/>
-          <w:sz w:val="22"/>
-          <w:szCs w:val="22"/>
-          <w:lang w:val="en-US"/>
-        </w:rPr>
-        <w:t xml:space="preserve">degree diploma </w:t>
+        <w:t>place</w:t>
       </w:r>
     </w:p>
     <w:p>
@@ -2925,6 +2641,248 @@
         </w:rPr>
         <w:t>place.</w:t>
       </w:r>
+    </w:p>
+    <w:p>
+      <w:pPr>
+        <w:pStyle w:val="a8"/>
+        <w:shd w:val="clear" w:color="auto" w:fill="FFFFFF"/>
+        <w:spacing w:before="90" w:beforeAutospacing="0" w:after="90" w:afterAutospacing="0"/>
+        <w:ind w:left="720"/>
+        <w:rPr>
+          <w:rFonts w:ascii="Arial" w:hAnsi="Arial" w:cs="Arial"/>
+          <w:color w:val="333333"/>
+          <w:sz w:val="22"/>
+          <w:szCs w:val="22"/>
+          <w:lang w:val="en-US"/>
+        </w:rPr>
+      </w:pPr>
+    </w:p>
+    <w:p>
+      <w:pPr>
+        <w:pStyle w:val="a8"/>
+        <w:shd w:val="clear" w:color="auto" w:fill="FFFFFF"/>
+        <w:spacing w:before="90" w:beforeAutospacing="0" w:after="90" w:afterAutospacing="0"/>
+        <w:rPr>
+          <w:rFonts w:ascii="Arial" w:hAnsi="Arial" w:cs="Arial"/>
+          <w:i/>
+          <w:iCs/>
+          <w:color w:val="333333"/>
+          <w:sz w:val="22"/>
+          <w:szCs w:val="22"/>
+          <w:lang w:val="en-US"/>
+        </w:rPr>
+      </w:pPr>
+      <w:r>
+        <w:rPr>
+          <w:rFonts w:ascii="Arial" w:hAnsi="Arial" w:cs="Arial"/>
+          <w:i/>
+          <w:iCs/>
+          <w:color w:val="333333"/>
+          <w:sz w:val="22"/>
+          <w:szCs w:val="22"/>
+          <w:lang w:val="en-GB"/>
+        </w:rPr>
+        <w:t>ICPC</w:t>
+      </w:r>
+      <w:r>
+        <w:rPr>
+          <w:rFonts w:ascii="Arial" w:hAnsi="Arial" w:cs="Arial"/>
+          <w:i/>
+          <w:iCs/>
+          <w:color w:val="333333"/>
+          <w:sz w:val="22"/>
+          <w:szCs w:val="22"/>
+        </w:rPr>
+        <w:t xml:space="preserve"> 202</w:t>
+      </w:r>
+      <w:r>
+        <w:rPr>
+          <w:rFonts w:ascii="Arial" w:hAnsi="Arial" w:cs="Arial"/>
+          <w:i/>
+          <w:iCs/>
+          <w:color w:val="333333"/>
+          <w:sz w:val="22"/>
+          <w:szCs w:val="22"/>
+          <w:lang w:val="en-US"/>
+        </w:rPr>
+        <w:t>5</w:t>
+      </w:r>
+      <w:r>
+        <w:rPr>
+          <w:rFonts w:ascii="Arial" w:hAnsi="Arial" w:cs="Arial"/>
+          <w:i/>
+          <w:iCs/>
+          <w:color w:val="333333"/>
+          <w:sz w:val="22"/>
+          <w:szCs w:val="22"/>
+        </w:rPr>
+        <w:t>-202</w:t>
+      </w:r>
+      <w:r>
+        <w:rPr>
+          <w:rFonts w:ascii="Arial" w:hAnsi="Arial" w:cs="Arial"/>
+          <w:i/>
+          <w:iCs/>
+          <w:color w:val="333333"/>
+          <w:sz w:val="22"/>
+          <w:szCs w:val="22"/>
+          <w:lang w:val="en-US"/>
+        </w:rPr>
+        <w:t>6</w:t>
+      </w:r>
+    </w:p>
+    <w:p>
+      <w:pPr>
+        <w:pStyle w:val="a8"/>
+        <w:numPr>
+          <w:ilvl w:val="0"/>
+          <w:numId w:val="12"/>
+        </w:numPr>
+        <w:shd w:val="clear" w:color="auto" w:fill="FFFFFF"/>
+        <w:spacing w:before="90" w:beforeAutospacing="0" w:after="90" w:afterAutospacing="0"/>
+        <w:rPr>
+          <w:rFonts w:ascii="Arial" w:hAnsi="Arial" w:cs="Arial"/>
+          <w:color w:val="333333"/>
+          <w:sz w:val="22"/>
+          <w:szCs w:val="22"/>
+          <w:lang w:val="en-US"/>
+        </w:rPr>
+      </w:pPr>
+      <w:r>
+        <w:rPr>
+          <w:rFonts w:ascii="Arial" w:hAnsi="Arial" w:cs="Arial"/>
+          <w:color w:val="333333"/>
+          <w:sz w:val="22"/>
+          <w:szCs w:val="22"/>
+          <w:lang w:val="en-US"/>
+        </w:rPr>
+        <w:t xml:space="preserve">Qualification (Nizhny Novgorod): </w:t>
+      </w:r>
+      <w:r>
+        <w:rPr>
+          <w:rFonts w:ascii="Arial" w:hAnsi="Arial" w:cs="Arial"/>
+          <w:color w:val="333333"/>
+          <w:sz w:val="22"/>
+          <w:szCs w:val="22"/>
+          <w:lang w:val="en-US"/>
+        </w:rPr>
+        <w:t>16</w:t>
+      </w:r>
+      <w:r>
+        <w:rPr>
+          <w:rFonts w:ascii="Arial" w:hAnsi="Arial" w:cs="Arial"/>
+          <w:color w:val="333333"/>
+          <w:sz w:val="22"/>
+          <w:szCs w:val="22"/>
+          <w:vertAlign w:val="superscript"/>
+          <w:lang w:val="en-US"/>
+        </w:rPr>
+        <w:t>th</w:t>
+      </w:r>
+      <w:r>
+        <w:rPr>
+          <w:rFonts w:ascii="Arial" w:hAnsi="Arial" w:cs="Arial"/>
+          <w:color w:val="333333"/>
+          <w:sz w:val="22"/>
+          <w:szCs w:val="22"/>
+          <w:lang w:val="en-US"/>
+        </w:rPr>
+        <w:t xml:space="preserve"> place </w:t>
+      </w:r>
+    </w:p>
+    <w:p>
+      <w:pPr>
+        <w:pStyle w:val="a8"/>
+        <w:numPr>
+          <w:ilvl w:val="0"/>
+          <w:numId w:val="12"/>
+        </w:numPr>
+        <w:shd w:val="clear" w:color="auto" w:fill="FFFFFF"/>
+        <w:spacing w:before="90" w:beforeAutospacing="0" w:after="90" w:afterAutospacing="0"/>
+        <w:rPr>
+          <w:rFonts w:ascii="Arial" w:hAnsi="Arial" w:cs="Arial"/>
+          <w:color w:val="333333"/>
+          <w:sz w:val="22"/>
+          <w:szCs w:val="22"/>
+          <w:lang w:val="en-US"/>
+        </w:rPr>
+      </w:pPr>
+      <w:r>
+        <w:rPr>
+          <w:rFonts w:ascii="Arial" w:hAnsi="Arial" w:cs="Arial"/>
+          <w:color w:val="333333"/>
+          <w:sz w:val="22"/>
+          <w:szCs w:val="22"/>
+          <w:lang w:val="en-GB"/>
+        </w:rPr>
+        <w:t xml:space="preserve">Quarterfinal </w:t>
+      </w:r>
+      <w:r>
+        <w:rPr>
+          <w:rFonts w:ascii="Arial" w:hAnsi="Arial" w:cs="Arial"/>
+          <w:color w:val="333333"/>
+          <w:sz w:val="22"/>
+          <w:szCs w:val="22"/>
+          <w:lang w:val="en-US"/>
+        </w:rPr>
+        <w:t xml:space="preserve">(Saratov) </w:t>
+      </w:r>
+      <w:r>
+        <w:rPr>
+          <w:rFonts w:ascii="Arial" w:hAnsi="Arial" w:cs="Arial"/>
+          <w:color w:val="333333"/>
+          <w:sz w:val="22"/>
+          <w:szCs w:val="22"/>
+          <w:lang w:val="en-US"/>
+        </w:rPr>
+        <w:t>2</w:t>
+      </w:r>
+      <w:r>
+        <w:rPr>
+          <w:rFonts w:ascii="Arial" w:hAnsi="Arial" w:cs="Arial"/>
+          <w:color w:val="333333"/>
+          <w:sz w:val="22"/>
+          <w:szCs w:val="22"/>
+          <w:lang w:val="en-US"/>
+        </w:rPr>
+        <w:t>1</w:t>
+      </w:r>
+      <w:r>
+        <w:rPr>
+          <w:rFonts w:ascii="Arial" w:hAnsi="Arial" w:cs="Arial"/>
+          <w:color w:val="333333"/>
+          <w:sz w:val="22"/>
+          <w:szCs w:val="22"/>
+          <w:vertAlign w:val="superscript"/>
+          <w:lang w:val="en-US"/>
+        </w:rPr>
+        <w:t>st</w:t>
+      </w:r>
+      <w:r>
+        <w:rPr>
+          <w:rFonts w:ascii="Arial" w:hAnsi="Arial" w:cs="Arial"/>
+          <w:color w:val="333333"/>
+          <w:sz w:val="22"/>
+          <w:szCs w:val="22"/>
+          <w:lang w:val="en-US"/>
+        </w:rPr>
+        <w:t xml:space="preserve"> place.</w:t>
+      </w:r>
+    </w:p>
+    <w:p>
+      <w:pPr>
+        <w:pStyle w:val="a8"/>
+        <w:shd w:val="clear" w:color="auto" w:fill="FFFFFF"/>
+        <w:spacing w:before="90" w:beforeAutospacing="0" w:after="90" w:afterAutospacing="0"/>
+        <w:ind w:left="360"/>
+        <w:rPr>
+          <w:rFonts w:ascii="Arial" w:hAnsi="Arial" w:cs="Arial"/>
+          <w:color w:val="333333"/>
+          <w:sz w:val="22"/>
+          <w:szCs w:val="22"/>
+          <w:lang w:val="en-US"/>
+        </w:rPr>
+      </w:pPr>
     </w:p>
     <w:sectPr>
       <w:type w:val="continuous"/>
@@ -5324,6 +5282,7 @@
   <w:style w:type="character" w:default="1" w:styleId="a0">
     <w:name w:val="Default Paragraph Font"/>
     <w:uiPriority w:val="1"/>
+    <w:semiHidden/>
     <w:unhideWhenUsed/>
   </w:style>
   <w:style w:type="table" w:default="1" w:styleId="a1">

--- a/resume_mironov_arseniy_eng.docx
+++ b/resume_mironov_arseniy_eng.docx
@@ -1488,7 +1488,7 @@
           <w:color w:val="757575"/>
           <w:lang w:val="en-US"/>
         </w:rPr>
-        <w:t xml:space="preserve"> –</w:t>
+        <w:t xml:space="preserve"> </w:t>
       </w:r>
       <w:r>
         <w:rPr>
@@ -1500,7 +1500,7 @@
           <w:color w:val="757575"/>
           <w:lang w:val="en-US"/>
         </w:rPr>
-        <w:t xml:space="preserve"> August </w:t>
+        <w:t>—</w:t>
       </w:r>
       <w:r>
         <w:rPr>
@@ -1512,7 +1512,7 @@
           <w:color w:val="757575"/>
           <w:lang w:val="en-US"/>
         </w:rPr>
-        <w:t xml:space="preserve">2025, </w:t>
+        <w:t xml:space="preserve"> August </w:t>
       </w:r>
       <w:r>
         <w:rPr>
@@ -1524,7 +1524,69 @@
           <w:color w:val="757575"/>
           <w:lang w:val="en-US"/>
         </w:rPr>
+        <w:t xml:space="preserve">2025, </w:t>
+      </w:r>
+      <w:r>
+        <w:rPr>
+          <w:rFonts w:ascii="Arial" w:hAnsi="Arial" w:cs="Arial"/>
+          <w:b/>
+          <w:bCs/>
+          <w:i/>
+          <w:iCs/>
+          <w:color w:val="757575"/>
+          <w:lang w:val="en-US"/>
+        </w:rPr>
         <w:t>Nizhny Novgorod</w:t>
+      </w:r>
+    </w:p>
+    <w:p>
+      <w:pPr>
+        <w:jc w:val="both"/>
+        <w:rPr>
+          <w:rFonts w:ascii="Arial" w:hAnsi="Arial" w:cs="Arial"/>
+          <w:b/>
+          <w:bCs/>
+          <w:i/>
+          <w:iCs/>
+          <w:color w:val="757575"/>
+          <w:lang w:val="en-US"/>
+        </w:rPr>
+      </w:pPr>
+      <w:r>
+        <w:rPr>
+          <w:rFonts w:ascii="Arial" w:hAnsi="Arial" w:cs="Arial"/>
+          <w:b/>
+          <w:bCs/>
+          <w:i/>
+          <w:iCs/>
+          <w:color w:val="757575"/>
+          <w:lang w:val="en-US"/>
+        </w:rPr>
+        <w:t xml:space="preserve">Primary responsibilities include researching support for </w:t>
+      </w:r>
+      <w:r>
+        <w:rPr>
+          <w:rFonts w:ascii="Arial" w:hAnsi="Arial" w:cs="Arial"/>
+          <w:b/>
+          <w:bCs/>
+          <w:i/>
+          <w:iCs/>
+          <w:color w:val="757575"/>
+          <w:lang w:val="en-US"/>
+        </w:rPr>
+        <w:t xml:space="preserve">disaggregated execution of </w:t>
+      </w:r>
+      <w:r>
+        <w:rPr>
+          <w:rFonts w:ascii="Arial" w:hAnsi="Arial" w:cs="Arial"/>
+          <w:b/>
+          <w:bCs/>
+          <w:i/>
+          <w:iCs/>
+          <w:color w:val="757575"/>
+          <w:lang w:val="en-US"/>
+        </w:rPr>
+        <w:t>prefill and decode in the vLLM framework.</w:t>
       </w:r>
     </w:p>
     <w:p>
@@ -1545,7 +1607,7 @@
           <w:rFonts w:ascii="Arial" w:eastAsia="Arial" w:hAnsi="Arial" w:cs="Arial"/>
           <w:lang w:val="en-US"/>
         </w:rPr>
-        <w:t>Adapted the KV-cache transfer engine to the target accelerator architecture.</w:t>
+        <w:t>Adapted the KV-cache transfer engine to the target accelerator architecture</w:t>
       </w:r>
     </w:p>
     <w:p>
@@ -1571,41 +1633,258 @@
     </w:p>
     <w:p>
       <w:pPr>
-        <w:pBdr>
-          <w:bottom w:val="single" w:sz="6" w:space="0" w:color="auto"/>
-        </w:pBdr>
-        <w:tabs>
-          <w:tab w:val="left" w:pos="7230"/>
-        </w:tabs>
-        <w:spacing w:after="0"/>
-        <w:rPr>
-          <w:rFonts w:cs="Calibri"/>
-          <w:caps/>
-          <w:spacing w:val="20"/>
-          <w:sz w:val="24"/>
-          <w:szCs w:val="24"/>
-          <w:lang w:val="en-US"/>
-        </w:rPr>
-      </w:pPr>
+        <w:jc w:val="both"/>
+        <w:rPr>
+          <w:rFonts w:ascii="Arial" w:hAnsi="Arial" w:cs="Arial"/>
+          <w:b/>
+          <w:bCs/>
+          <w:color w:val="757575"/>
+          <w:lang w:val="en-US"/>
+        </w:rPr>
+      </w:pPr>
+      <w:r>
+        <w:rPr>
+          <w:rFonts w:ascii="Arial" w:hAnsi="Arial" w:cs="Arial"/>
+          <w:b/>
+          <w:bCs/>
+          <w:color w:val="757575"/>
+          <w:lang w:val="en-US"/>
+        </w:rPr>
+        <w:lastRenderedPageBreak/>
+        <w:t>Assistant Engineer</w:t>
+      </w:r>
+      <w:r>
+        <w:rPr>
+          <w:rFonts w:ascii="Arial" w:hAnsi="Arial" w:cs="Arial"/>
+          <w:b/>
+          <w:bCs/>
+          <w:color w:val="757575"/>
+          <w:lang w:val="en-US"/>
+        </w:rPr>
+        <w:t>, Huawei</w:t>
+      </w:r>
     </w:p>
     <w:p>
       <w:pPr>
-        <w:pBdr>
-          <w:bottom w:val="single" w:sz="6" w:space="0" w:color="auto"/>
-        </w:pBdr>
-        <w:tabs>
-          <w:tab w:val="left" w:pos="7230"/>
-        </w:tabs>
-        <w:spacing w:after="0"/>
-        <w:rPr>
-          <w:rFonts w:cs="Calibri"/>
-          <w:caps/>
-          <w:spacing w:val="20"/>
-          <w:sz w:val="24"/>
-          <w:szCs w:val="24"/>
-          <w:lang w:val="en-US"/>
-        </w:rPr>
-      </w:pPr>
+        <w:jc w:val="both"/>
+        <w:rPr>
+          <w:rFonts w:ascii="Arial" w:hAnsi="Arial" w:cs="Arial"/>
+          <w:b/>
+          <w:bCs/>
+          <w:i/>
+          <w:iCs/>
+          <w:color w:val="757575"/>
+          <w:lang w:val="en-US"/>
+        </w:rPr>
+      </w:pPr>
+      <w:r>
+        <w:rPr>
+          <w:rFonts w:ascii="Arial" w:hAnsi="Arial" w:cs="Arial"/>
+          <w:b/>
+          <w:bCs/>
+          <w:i/>
+          <w:iCs/>
+          <w:color w:val="757575"/>
+          <w:lang w:val="en-US"/>
+        </w:rPr>
+        <w:t xml:space="preserve">January 2026 </w:t>
+      </w:r>
+      <w:r>
+        <w:rPr>
+          <w:rFonts w:ascii="Arial" w:hAnsi="Arial" w:cs="Arial"/>
+          <w:b/>
+          <w:bCs/>
+          <w:i/>
+          <w:iCs/>
+          <w:color w:val="757575"/>
+        </w:rPr>
+        <w:t>—</w:t>
+      </w:r>
+      <w:r>
+        <w:rPr>
+          <w:rFonts w:ascii="Arial" w:hAnsi="Arial" w:cs="Arial"/>
+          <w:b/>
+          <w:bCs/>
+          <w:i/>
+          <w:iCs/>
+          <w:color w:val="757575"/>
+          <w:lang w:val="en-US"/>
+        </w:rPr>
+        <w:t xml:space="preserve"> present</w:t>
+      </w:r>
+      <w:r>
+        <w:rPr>
+          <w:rFonts w:ascii="Arial" w:hAnsi="Arial" w:cs="Arial"/>
+          <w:b/>
+          <w:bCs/>
+          <w:i/>
+          <w:iCs/>
+          <w:color w:val="757575"/>
+          <w:lang w:val="en-US"/>
+        </w:rPr>
+        <w:t>, Nizhny Novgorod</w:t>
+      </w:r>
+    </w:p>
+    <w:p>
+      <w:pPr>
+        <w:jc w:val="both"/>
+        <w:rPr>
+          <w:rFonts w:ascii="Arial" w:hAnsi="Arial" w:cs="Arial"/>
+          <w:b/>
+          <w:bCs/>
+          <w:i/>
+          <w:iCs/>
+          <w:color w:val="757575"/>
+          <w:lang w:val="en-US"/>
+        </w:rPr>
+      </w:pPr>
+      <w:r>
+        <w:rPr>
+          <w:rFonts w:ascii="Arial" w:hAnsi="Arial" w:cs="Arial"/>
+          <w:b/>
+          <w:bCs/>
+          <w:i/>
+          <w:iCs/>
+          <w:color w:val="757575"/>
+          <w:lang w:val="en-US"/>
+        </w:rPr>
+        <w:t xml:space="preserve">Primary responsibilities </w:t>
+      </w:r>
+      <w:r>
+        <w:rPr>
+          <w:rFonts w:ascii="Arial" w:hAnsi="Arial" w:cs="Arial"/>
+          <w:b/>
+          <w:bCs/>
+          <w:i/>
+          <w:iCs/>
+          <w:color w:val="757575"/>
+          <w:lang w:val="en-US"/>
+        </w:rPr>
+        <w:t>include maintaining</w:t>
+      </w:r>
+      <w:r>
+        <w:rPr>
+          <w:rFonts w:ascii="Arial" w:hAnsi="Arial" w:cs="Arial"/>
+          <w:b/>
+          <w:bCs/>
+          <w:i/>
+          <w:iCs/>
+          <w:color w:val="757575"/>
+          <w:lang w:val="en-US"/>
+        </w:rPr>
+        <w:t xml:space="preserve"> </w:t>
+      </w:r>
+      <w:r>
+        <w:rPr>
+          <w:rFonts w:ascii="Arial" w:hAnsi="Arial" w:cs="Arial"/>
+          <w:b/>
+          <w:bCs/>
+          <w:i/>
+          <w:iCs/>
+          <w:color w:val="757575"/>
+          <w:lang w:val="en-US"/>
+        </w:rPr>
+        <w:t xml:space="preserve">and improving the SGLang </w:t>
+      </w:r>
+      <w:r>
+        <w:rPr>
+          <w:rFonts w:ascii="Arial" w:hAnsi="Arial" w:cs="Arial"/>
+          <w:b/>
+          <w:bCs/>
+          <w:i/>
+          <w:iCs/>
+          <w:color w:val="757575"/>
+          <w:lang w:val="en-US"/>
+        </w:rPr>
+        <w:t>framework.</w:t>
+      </w:r>
+    </w:p>
+    <w:p>
+      <w:pPr>
+        <w:pStyle w:val="a7"/>
+        <w:numPr>
+          <w:ilvl w:val="0"/>
+          <w:numId w:val="15"/>
+        </w:numPr>
+        <w:jc w:val="both"/>
+        <w:rPr>
+          <w:rFonts w:ascii="Arial" w:eastAsia="Arial" w:hAnsi="Arial" w:cs="Arial"/>
+          <w:lang w:val="en-US"/>
+        </w:rPr>
+      </w:pPr>
+      <w:r>
+        <w:rPr>
+          <w:rFonts w:ascii="Arial" w:eastAsia="Arial" w:hAnsi="Arial" w:cs="Arial"/>
+          <w:lang w:val="en-US"/>
+        </w:rPr>
+        <w:t>Research on prefill phase acceleration for Qwen3 models</w:t>
+      </w:r>
+    </w:p>
+    <w:p>
+      <w:pPr>
+        <w:pStyle w:val="a7"/>
+        <w:numPr>
+          <w:ilvl w:val="0"/>
+          <w:numId w:val="15"/>
+        </w:numPr>
+        <w:jc w:val="both"/>
+        <w:rPr>
+          <w:rFonts w:ascii="Arial" w:eastAsia="Arial" w:hAnsi="Arial" w:cs="Arial"/>
+          <w:lang w:val="en-US"/>
+        </w:rPr>
+      </w:pPr>
+      <w:r>
+        <w:rPr>
+          <w:rFonts w:ascii="Arial" w:eastAsia="Arial" w:hAnsi="Arial" w:cs="Arial"/>
+          <w:lang w:val="en-US"/>
+        </w:rPr>
+        <w:t>Support for sparse attention mechanisms for diffusion models, research</w:t>
+      </w:r>
+      <w:r>
+        <w:rPr>
+          <w:rFonts w:ascii="Arial" w:eastAsia="Arial" w:hAnsi="Arial" w:cs="Arial"/>
+          <w:lang w:val="en-US"/>
+        </w:rPr>
+        <w:t xml:space="preserve"> </w:t>
+      </w:r>
+      <w:r>
+        <w:rPr>
+          <w:rFonts w:ascii="Arial" w:eastAsia="Arial" w:hAnsi="Arial" w:cs="Arial"/>
+          <w:lang w:val="en-US"/>
+        </w:rPr>
+        <w:t xml:space="preserve">support for LLM. Link to </w:t>
+      </w:r>
+      <w:hyperlink r:id="rId10" w:history="1">
+        <w:r>
+          <w:rPr>
+            <w:rStyle w:val="a3"/>
+            <w:rFonts w:ascii="Arial" w:eastAsia="Arial" w:hAnsi="Arial" w:cs="Arial"/>
+            <w:lang w:val="en-US"/>
+          </w:rPr>
+          <w:t>Pull Request</w:t>
+        </w:r>
+      </w:hyperlink>
+    </w:p>
+    <w:p>
+      <w:pPr>
+        <w:pStyle w:val="a7"/>
+        <w:numPr>
+          <w:ilvl w:val="0"/>
+          <w:numId w:val="15"/>
+        </w:numPr>
+        <w:jc w:val="both"/>
+        <w:rPr>
+          <w:rFonts w:ascii="Arial" w:eastAsia="Arial" w:hAnsi="Arial" w:cs="Arial"/>
+          <w:lang w:val="en-US"/>
+        </w:rPr>
+      </w:pPr>
+      <w:r>
+        <w:rPr>
+          <w:rFonts w:ascii="Arial" w:eastAsia="Arial" w:hAnsi="Arial" w:cs="Arial"/>
+          <w:lang w:val="en-US"/>
+        </w:rPr>
+        <w:t>Analysis of diffusion LLM inference, identification of bottlenecks, and inference acceleration</w:t>
+      </w:r>
     </w:p>
     <w:p>
       <w:pPr>
@@ -1774,7 +2053,7 @@
         </w:rPr>
         <w:t xml:space="preserve">As a result, I prepared and submitted a </w:t>
       </w:r>
-      <w:hyperlink r:id="rId10" w:history="1">
+      <w:hyperlink r:id="rId11" w:history="1">
         <w:r>
           <w:rPr>
             <w:rStyle w:val="a3"/>
@@ -1965,7 +2244,19 @@
               <w:rPr>
                 <w:rFonts w:ascii="Arial" w:eastAsia="Arial" w:hAnsi="Arial" w:cs="Arial"/>
               </w:rPr>
-              <w:t>, SQL.</w:t>
+              <w:t xml:space="preserve">, </w:t>
+            </w:r>
+            <w:r>
+              <w:rPr>
+                <w:rFonts w:ascii="Arial" w:eastAsia="Arial" w:hAnsi="Arial" w:cs="Arial"/>
+              </w:rPr>
+              <w:t xml:space="preserve">Triton, </w:t>
+            </w:r>
+            <w:r>
+              <w:rPr>
+                <w:rFonts w:ascii="Arial" w:eastAsia="Arial" w:hAnsi="Arial" w:cs="Arial"/>
+              </w:rPr>
+              <w:t>SQL.</w:t>
             </w:r>
           </w:p>
         </w:tc>
@@ -2030,6 +2321,13 @@
                 <w:rFonts w:ascii="Arial" w:eastAsia="Arial" w:hAnsi="Arial" w:cs="Arial"/>
                 <w:lang w:val="en-US"/>
               </w:rPr>
+              <w:t xml:space="preserve">PyTorch, SGLang, </w:t>
+            </w:r>
+            <w:r>
+              <w:rPr>
+                <w:rFonts w:ascii="Arial" w:eastAsia="Arial" w:hAnsi="Arial" w:cs="Arial"/>
+                <w:lang w:val="en-US"/>
+              </w:rPr>
               <w:t>OpenCV, NumPy, Pandas, Scikit-learn, Matplotlib</w:t>
             </w:r>
           </w:p>
@@ -2080,7 +2378,7 @@
                 <w:rFonts w:ascii="Arial" w:eastAsia="Arial" w:hAnsi="Arial" w:cs="Arial"/>
                 <w:lang w:val="en-US"/>
               </w:rPr>
-              <w:t>Excel, Word, Linux, Git</w:t>
+              <w:t>Linux, Git</w:t>
             </w:r>
             <w:r>
               <w:rPr>
@@ -2094,7 +2392,28 @@
                 <w:rFonts w:ascii="Arial" w:eastAsia="Arial" w:hAnsi="Arial" w:cs="Arial"/>
                 <w:lang w:val="en-US"/>
               </w:rPr>
-              <w:t>Jupyter Notebook</w:t>
+              <w:t xml:space="preserve">Jupyter </w:t>
+            </w:r>
+            <w:r>
+              <w:rPr>
+                <w:rFonts w:ascii="Arial" w:eastAsia="Arial" w:hAnsi="Arial" w:cs="Arial"/>
+                <w:lang w:val="en-US"/>
+              </w:rPr>
+              <w:t xml:space="preserve">Lab, </w:t>
+            </w:r>
+            <w:r>
+              <w:rPr>
+                <w:rFonts w:ascii="Arial" w:eastAsia="Arial" w:hAnsi="Arial" w:cs="Arial"/>
+                <w:lang w:val="en-US"/>
+              </w:rPr>
+              <w:t>Excel, Word,</w:t>
+            </w:r>
+            <w:r>
+              <w:rPr>
+                <w:rFonts w:ascii="Arial" w:eastAsia="Arial" w:hAnsi="Arial" w:cs="Arial"/>
+                <w:lang w:val="en-US"/>
+              </w:rPr>
+              <w:t xml:space="preserve"> Latex</w:t>
             </w:r>
           </w:p>
         </w:tc>
@@ -2212,7 +2531,13 @@
               <w:rPr>
                 <w:rFonts w:ascii="Arial" w:eastAsia="Arial" w:hAnsi="Arial" w:cs="Arial"/>
               </w:rPr>
-              <w:t>English level A2</w:t>
+              <w:t xml:space="preserve">English level </w:t>
+            </w:r>
+            <w:r>
+              <w:rPr>
+                <w:rFonts w:ascii="Arial" w:eastAsia="Arial" w:hAnsi="Arial" w:cs="Arial"/>
+              </w:rPr>
+              <w:t>B1</w:t>
             </w:r>
           </w:p>
         </w:tc>
@@ -2408,12 +2733,26 @@
         <w:pStyle w:val="a8"/>
         <w:shd w:val="clear" w:color="auto" w:fill="FFFFFF"/>
         <w:spacing w:before="90" w:beforeAutospacing="0" w:after="90" w:afterAutospacing="0"/>
-        <w:ind w:left="720"/>
         <w:rPr>
           <w:rFonts w:ascii="Arial" w:hAnsi="Arial" w:cs="Arial"/>
           <w:color w:val="000000" w:themeColor="text1"/>
           <w:sz w:val="22"/>
           <w:szCs w:val="22"/>
+          <w:lang w:val="en-US"/>
+        </w:rPr>
+      </w:pPr>
+    </w:p>
+    <w:p>
+      <w:pPr>
+        <w:pStyle w:val="a8"/>
+        <w:shd w:val="clear" w:color="auto" w:fill="FFFFFF"/>
+        <w:spacing w:before="90" w:beforeAutospacing="0" w:after="90" w:afterAutospacing="0"/>
+        <w:rPr>
+          <w:rFonts w:ascii="Arial" w:hAnsi="Arial" w:cs="Arial"/>
+          <w:color w:val="000000" w:themeColor="text1"/>
+          <w:sz w:val="22"/>
+          <w:szCs w:val="22"/>
+          <w:lang w:val="en-US"/>
         </w:rPr>
       </w:pPr>
     </w:p>
@@ -2572,6 +2911,37 @@
         </w:rPr>
         <w:t>place</w:t>
       </w:r>
+      <w:r>
+        <w:rPr>
+          <w:rFonts w:ascii="Arial" w:hAnsi="Arial" w:cs="Arial"/>
+          <w:color w:val="333333"/>
+          <w:sz w:val="22"/>
+          <w:szCs w:val="22"/>
+          <w:lang w:val="en-US"/>
+        </w:rPr>
+        <w:t>, 2</w:t>
+      </w:r>
+      <w:r>
+        <w:rPr>
+          <w:rFonts w:ascii="Arial" w:hAnsi="Arial" w:cs="Arial"/>
+          <w:color w:val="333333"/>
+          <w:sz w:val="22"/>
+          <w:szCs w:val="22"/>
+          <w:vertAlign w:val="superscript"/>
+          <w:lang w:val="en-US"/>
+        </w:rPr>
+        <w:t xml:space="preserve">nd </w:t>
+      </w:r>
+      <w:r>
+        <w:rPr>
+          <w:rFonts w:ascii="Arial" w:hAnsi="Arial" w:cs="Arial"/>
+          <w:color w:val="333333"/>
+          <w:sz w:val="22"/>
+          <w:szCs w:val="22"/>
+          <w:lang w:val="en-US"/>
+        </w:rPr>
+        <w:t>award</w:t>
+      </w:r>
     </w:p>
     <w:p>
       <w:pPr>
@@ -2639,7 +3009,7 @@
           <w:szCs w:val="22"/>
           <w:lang w:val="en-US"/>
         </w:rPr>
-        <w:t>place.</w:t>
+        <w:t>place</w:t>
       </w:r>
     </w:p>
     <w:p>
@@ -2682,6 +3052,7 @@
           <w:szCs w:val="22"/>
           <w:lang w:val="en-GB"/>
         </w:rPr>
+        <w:lastRenderedPageBreak/>
         <w:t>ICPC</w:t>
       </w:r>
       <w:r>
@@ -2787,7 +3158,38 @@
           <w:szCs w:val="22"/>
           <w:lang w:val="en-US"/>
         </w:rPr>
-        <w:t xml:space="preserve"> place </w:t>
+        <w:t xml:space="preserve"> place</w:t>
+      </w:r>
+      <w:r>
+        <w:rPr>
+          <w:rFonts w:ascii="Arial" w:hAnsi="Arial" w:cs="Arial"/>
+          <w:color w:val="333333"/>
+          <w:sz w:val="22"/>
+          <w:szCs w:val="22"/>
+          <w:lang w:val="en-US"/>
+        </w:rPr>
+        <w:t>, 2</w:t>
+      </w:r>
+      <w:r>
+        <w:rPr>
+          <w:rFonts w:ascii="Arial" w:hAnsi="Arial" w:cs="Arial"/>
+          <w:color w:val="333333"/>
+          <w:sz w:val="22"/>
+          <w:szCs w:val="22"/>
+          <w:vertAlign w:val="superscript"/>
+          <w:lang w:val="en-US"/>
+        </w:rPr>
+        <w:t xml:space="preserve">nd </w:t>
+      </w:r>
+      <w:r>
+        <w:rPr>
+          <w:rFonts w:ascii="Arial" w:hAnsi="Arial" w:cs="Arial"/>
+          <w:color w:val="333333"/>
+          <w:sz w:val="22"/>
+          <w:szCs w:val="22"/>
+          <w:lang w:val="en-US"/>
+        </w:rPr>
+        <w:t>award</w:t>
       </w:r>
     </w:p>
     <w:p>
@@ -2866,7 +3268,128 @@
           <w:szCs w:val="22"/>
           <w:lang w:val="en-US"/>
         </w:rPr>
-        <w:t xml:space="preserve"> place.</w:t>
+        <w:t xml:space="preserve"> place</w:t>
+      </w:r>
+      <w:r>
+        <w:rPr>
+          <w:rFonts w:ascii="Arial" w:hAnsi="Arial" w:cs="Arial"/>
+          <w:color w:val="333333"/>
+          <w:sz w:val="22"/>
+          <w:szCs w:val="22"/>
+          <w:lang w:val="en-US"/>
+        </w:rPr>
+        <w:t>, 3</w:t>
+      </w:r>
+      <w:r>
+        <w:rPr>
+          <w:rFonts w:ascii="Arial" w:hAnsi="Arial" w:cs="Arial"/>
+          <w:color w:val="333333"/>
+          <w:sz w:val="22"/>
+          <w:szCs w:val="22"/>
+          <w:vertAlign w:val="superscript"/>
+          <w:lang w:val="en-US"/>
+        </w:rPr>
+        <w:t xml:space="preserve">rd </w:t>
+      </w:r>
+      <w:r>
+        <w:rPr>
+          <w:rFonts w:ascii="Arial" w:hAnsi="Arial" w:cs="Arial"/>
+          <w:color w:val="333333"/>
+          <w:sz w:val="22"/>
+          <w:szCs w:val="22"/>
+          <w:lang w:val="en-US"/>
+        </w:rPr>
+        <w:t>award</w:t>
+      </w:r>
+    </w:p>
+    <w:p>
+      <w:pPr>
+        <w:pStyle w:val="a8"/>
+        <w:numPr>
+          <w:ilvl w:val="0"/>
+          <w:numId w:val="12"/>
+        </w:numPr>
+        <w:shd w:val="clear" w:color="auto" w:fill="FFFFFF"/>
+        <w:spacing w:before="90" w:beforeAutospacing="0" w:after="90" w:afterAutospacing="0"/>
+        <w:rPr>
+          <w:rFonts w:ascii="Arial" w:hAnsi="Arial" w:cs="Arial"/>
+          <w:color w:val="333333"/>
+          <w:sz w:val="22"/>
+          <w:szCs w:val="22"/>
+          <w:lang w:val="en-US"/>
+        </w:rPr>
+      </w:pPr>
+      <w:r>
+        <w:rPr>
+          <w:rFonts w:ascii="Arial" w:hAnsi="Arial" w:cs="Arial"/>
+          <w:color w:val="333333"/>
+          <w:sz w:val="22"/>
+          <w:szCs w:val="22"/>
+          <w:lang w:val="en-US"/>
+        </w:rPr>
+        <w:t>Semi-final, NERC final (</w:t>
+      </w:r>
+      <w:r>
+        <w:rPr>
+          <w:rFonts w:ascii="Arial" w:hAnsi="Arial" w:cs="Arial"/>
+          <w:color w:val="333333"/>
+          <w:sz w:val="22"/>
+          <w:szCs w:val="22"/>
+          <w:lang w:val="en-US"/>
+        </w:rPr>
+        <w:t xml:space="preserve">Saint Petersburg), </w:t>
+      </w:r>
+      <w:r>
+        <w:rPr>
+          <w:rFonts w:ascii="Arial" w:hAnsi="Arial" w:cs="Arial"/>
+          <w:color w:val="333333"/>
+          <w:sz w:val="22"/>
+          <w:szCs w:val="22"/>
+          <w:lang w:val="en-US"/>
+        </w:rPr>
+        <w:t>127</w:t>
+      </w:r>
+      <w:r>
+        <w:rPr>
+          <w:rFonts w:ascii="Arial" w:hAnsi="Arial" w:cs="Arial"/>
+          <w:color w:val="333333"/>
+          <w:sz w:val="22"/>
+          <w:szCs w:val="22"/>
+          <w:vertAlign w:val="superscript"/>
+          <w:lang w:val="en-US"/>
+        </w:rPr>
+        <w:t>th</w:t>
+      </w:r>
+      <w:r>
+        <w:rPr>
+          <w:rFonts w:ascii="Arial" w:hAnsi="Arial" w:cs="Arial"/>
+          <w:color w:val="333333"/>
+          <w:sz w:val="22"/>
+          <w:szCs w:val="22"/>
+          <w:lang w:val="en-US"/>
+        </w:rPr>
+        <w:t xml:space="preserve"> place, 3</w:t>
+      </w:r>
+      <w:r>
+        <w:rPr>
+          <w:rFonts w:ascii="Arial" w:hAnsi="Arial" w:cs="Arial"/>
+          <w:color w:val="333333"/>
+          <w:sz w:val="22"/>
+          <w:szCs w:val="22"/>
+          <w:vertAlign w:val="superscript"/>
+          <w:lang w:val="en-US"/>
+        </w:rPr>
+        <w:t xml:space="preserve">rd </w:t>
+      </w:r>
+      <w:r>
+        <w:rPr>
+          <w:rFonts w:ascii="Arial" w:hAnsi="Arial" w:cs="Arial"/>
+          <w:color w:val="333333"/>
+          <w:sz w:val="22"/>
+          <w:szCs w:val="22"/>
+          <w:lang w:val="en-US"/>
+        </w:rPr>
+        <w:t>award</w:t>
       </w:r>
     </w:p>
     <w:p>
@@ -5282,7 +5805,6 @@
   <w:style w:type="character" w:default="1" w:styleId="a0">
     <w:name w:val="Default Paragraph Font"/>
     <w:uiPriority w:val="1"/>
-    <w:semiHidden/>
     <w:unhideWhenUsed/>
   </w:style>
   <w:style w:type="table" w:default="1" w:styleId="a1">
@@ -5443,6 +5965,18 @@
       <w:rFonts w:ascii="Times New Roman" w:hAnsi="Times New Roman"/>
       <w:sz w:val="24"/>
       <w:szCs w:val="24"/>
+    </w:rPr>
+  </w:style>
+  <w:style w:type="character" w:styleId="ab">
+    <w:name w:val="FollowedHyperlink"/>
+    <w:basedOn w:val="a0"/>
+    <w:uiPriority w:val="99"/>
+    <w:semiHidden/>
+    <w:unhideWhenUsed/>
+    <w:rsid w:val="008C5BDF"/>
+    <w:rPr>
+      <w:color w:val="954F72" w:themeColor="followedHyperlink"/>
+      <w:u w:val="single"/>
     </w:rPr>
   </w:style>
 </w:styles>
